--- a/evaluation/vorlagen/SENTRA-Testfall-Erfassung.docx
+++ b/evaluation/vorlagen/SENTRA-Testfall-Erfassung.docx
@@ -55,7 +55,7 @@
           <w:color w:val="595959"/>
           <w:sz w:val="17"/>
         </w:rPr>
-        <w:t>Grobe Einordnung der Frage. Bestimmt die Test-ID. GO = Geschäftsordnung; GV = Gesetzgebungsverfahren; AR = Abgeordnetenrechte.</w:t>
+        <w:t>Grobe Einordnung der Frage. Bestimmt die Test-ID. GO = Geschäftsordnung; GV = Gesetzgebungsverfahren; AR = Abgeordnetenrechte; FI = Haushalt und Finanzen; WI = Wirtschaft, Energie, Umwelt.</w:t>
       </w:r>
     </w:p>
     <w:p>
@@ -71,6 +71,8 @@
             <w:listItem w:displayText="GO" w:value="GO"/>
             <w:listItem w:displayText="GV" w:value="GV"/>
             <w:listItem w:displayText="AR" w:value="AR"/>
+            <w:listItem w:displayText="FI" w:value="FI"/>
+            <w:listItem w:displayText="WI" w:value="WI"/>
           </w:dropDownList>
         </w:sdtPr>
         <w:sdtContent>

--- a/evaluation/vorlagen/SENTRA-Testfall-Erfassung.docx
+++ b/evaluation/vorlagen/SENTRA-Testfall-Erfassung.docx
@@ -35,7 +35,7 @@
           <w:color w:val="595959"/>
           <w:sz w:val="18"/>
         </w:rPr>
-        <w:t>Test-ID und Status werden nicht hier vergeben. Die Test-ID vergibt das System und benutzt sie nie ein zweites Mal; über die Freigabe entscheidet die fachliche Durchsicht, nicht die erfassende Person.</w:t>
+        <w:t>Nummer und Status werden nicht hier vergeben. Die Nummer vergibt das System und benutzt sie nie ein zweites Mal; über die Freigabe entscheidet die fachliche Durchsicht, nicht die erfassende Person.</w:t>
       </w:r>
     </w:p>
     <w:p/>
@@ -55,7 +55,7 @@
           <w:color w:val="595959"/>
           <w:sz w:val="17"/>
         </w:rPr>
-        <w:t>Grobe Einordnung der Frage. Bestimmt die Test-ID. GO = Geschäftsordnung; GV = Gesetzgebungsverfahren; AR = Abgeordnetenrechte; FI = Haushalt und Finanzen; WI = Wirtschaft, Energie, Umwelt.</w:t>
+        <w:t>Bereich, aus dem die Frage stammt: Fachbereich oder Hotline-Thema. GO = Geschäftsordnung; GV = Gesetzgebungsverfahren; AR = Abgeordnetenrechte; FI = Haushalt und Finanzen; WI = Wirtschaft, Energie, Umwelt. Ein anderes Kürzel aus Buchstaben oder Ziffern geht auch, z. B. WD3.</w:t>
       </w:r>
     </w:p>
     <w:p>
@@ -67,17 +67,64 @@
           <w:alias w:val="Kategorie"/>
           <w:tag w:val="kategorie"/>
           <w:showingPlcHdr/>
-          <w:dropDownList>
+          <w:comboBox>
             <w:listItem w:displayText="GO" w:value="GO"/>
             <w:listItem w:displayText="GV" w:value="GV"/>
             <w:listItem w:displayText="AR" w:value="AR"/>
             <w:listItem w:displayText="FI" w:value="FI"/>
             <w:listItem w:displayText="WI" w:value="WI"/>
-          </w:dropDownList>
+          </w:comboBox>
         </w:sdtPr>
         <w:sdtContent>
           <w:r>
             <w:t>GO</w:t>
+          </w:r>
+        </w:sdtContent>
+      </w:sdt>
+    </w:p>
+    <w:p/>
+    <w:p>
+      <w:r>
+        <w:rPr>
+          <w:b/>
+          <w:sz w:val="20"/>
+        </w:rPr>
+        <w:t>Testart</w:t>
+      </w:r>
+    </w:p>
+    <w:p>
+      <w:r>
+        <w:rPr>
+          <w:i/>
+          <w:color w:val="595959"/>
+          <w:sz w:val="17"/>
+        </w:rPr>
+        <w:t>Was der Testfall prüfen soll. Regelfall: die Antwort steht im Bestand. Präzision: Zahlen, Fristen, Paragrafen. Quellenwahl: es gibt eine ähnliche oder veraltete Arbeit. Synthese: die Antwort braucht mehrere Arbeiten. Grenzfälle: außerhalb des Bestands, mehrdeutig, veraltet, falsche Annahme. Freiwillig; eine eigene Bezeichnung geht auch.</w:t>
+      </w:r>
+    </w:p>
+    <w:p>
+      <w:pPr>
+        <w:shd w:val="clear" w:fill="F2F2F2"/>
+      </w:pPr>
+      <w:sdt>
+        <w:sdtPr>
+          <w:alias w:val="Testart"/>
+          <w:tag w:val="testart"/>
+          <w:showingPlcHdr/>
+          <w:comboBox>
+            <w:listItem w:displayText="Regelfall" w:value="Regelfall"/>
+            <w:listItem w:displayText="Präzision" w:value="Präzision"/>
+            <w:listItem w:displayText="Quellenwahl" w:value="Quellenwahl"/>
+            <w:listItem w:displayText="Synthese" w:value="Synthese"/>
+            <w:listItem w:displayText="Grenzfall · außerhalb des Bestands" w:value="Grenzfall · außerhalb des Bestands"/>
+            <w:listItem w:displayText="Grenzfall · mehrdeutig" w:value="Grenzfall · mehrdeutig"/>
+            <w:listItem w:displayText="Grenzfall · veraltet" w:value="Grenzfall · veraltet"/>
+            <w:listItem w:displayText="Grenzfall · falsche Annahme" w:value="Grenzfall · falsche Annahme"/>
+          </w:comboBox>
+        </w:sdtPr>
+        <w:sdtContent>
+          <w:r>
+            <w:t>Regelfall</w:t>
           </w:r>
         </w:sdtContent>
       </w:sdt>
